--- a/arb/docx/022.content.docx
+++ b/arb/docx/022.content.docx
@@ -294,20 +294,14 @@
         </w:rPr>
         <w:t xml:space="preserve"> </w:t>
       </w:r>
-      <w:hyperlink r:id="rId13">
-        <w:r>
-          <w:rPr>
-            <w:rtl/>
-            <w:cs/>
-            <w:lang w:val="ar_AE" w:bidi="ar_AE"/>
-          </w:rPr>
-          <w:rPr>
-            <w:color w:val="0000EE"/>
-            <w:u w:val="single"/>
-          </w:rPr>
-          <w:t>الملك</w:t>
-        </w:r>
-      </w:hyperlink>
+      <w:r>
+        <w:rPr>
+          <w:rtl/>
+          <w:cs/>
+          <w:lang w:val="ar_AE" w:bidi="ar_AE"/>
+        </w:rPr>
+        <w:t>الملك</w:t>
+      </w:r>
       <w:r>
         <w:rPr>
           <w:rtl/>
@@ -316,20 +310,14 @@
         </w:rPr>
         <w:t xml:space="preserve"> الثاني على </w:t>
       </w:r>
-      <w:hyperlink r:id="rId14">
-        <w:r>
-          <w:rPr>
-            <w:rtl/>
-            <w:cs/>
-            <w:lang w:val="ar_AE" w:bidi="ar_AE"/>
-          </w:rPr>
-          <w:rPr>
-            <w:color w:val="0000EE"/>
-            <w:u w:val="single"/>
-          </w:rPr>
-          <w:t>إسرائيل</w:t>
-        </w:r>
-      </w:hyperlink>
+      <w:r>
+        <w:rPr>
+          <w:rtl/>
+          <w:cs/>
+          <w:lang w:val="ar_AE" w:bidi="ar_AE"/>
+        </w:rPr>
+        <w:t>إسرائيل</w:t>
+      </w:r>
       <w:r>
         <w:rPr>
           <w:rtl/>
@@ -358,20 +346,14 @@
         </w:rPr>
         <w:t xml:space="preserve">وكان داود الابن الأصغر لرجل اسمه يسَّى. وكان داود يعتنى بغنم أبيه. وقد عاش يسّى وعائلته في قرية تُدعى </w:t>
       </w:r>
-      <w:hyperlink r:id="rId15">
-        <w:r>
-          <w:rPr>
-            <w:rtl/>
-            <w:cs/>
-            <w:lang w:val="ar_AE" w:bidi="ar_AE"/>
-          </w:rPr>
-          <w:rPr>
-            <w:color w:val="0000EE"/>
-            <w:u w:val="single"/>
-          </w:rPr>
-          <w:t>بيت لحم</w:t>
-        </w:r>
-      </w:hyperlink>
+      <w:r>
+        <w:rPr>
+          <w:rtl/>
+          <w:cs/>
+          <w:lang w:val="ar_AE" w:bidi="ar_AE"/>
+        </w:rPr>
+        <w:t>بيت لحم</w:t>
+      </w:r>
       <w:r>
         <w:rPr>
           <w:rtl/>
@@ -380,20 +362,14 @@
         </w:rPr>
         <w:t xml:space="preserve">. وكان إخوة داود الأكبر سنًا جنودًا في جيش الملك شاول، الملك الأول على إسرائيل. وقد عصى الملك شاول الله، ولذلك قد رفضه الله. وبسبب ذلك، فقد أمر الله صموئيل </w:t>
       </w:r>
-      <w:hyperlink r:id="rId16">
-        <w:r>
-          <w:rPr>
-            <w:rtl/>
-            <w:cs/>
-            <w:lang w:val="ar_AE" w:bidi="ar_AE"/>
-          </w:rPr>
-          <w:rPr>
-            <w:color w:val="0000EE"/>
-            <w:u w:val="single"/>
-          </w:rPr>
-          <w:t>النبي</w:t>
-        </w:r>
-      </w:hyperlink>
+      <w:r>
+        <w:rPr>
+          <w:rtl/>
+          <w:cs/>
+          <w:lang w:val="ar_AE" w:bidi="ar_AE"/>
+        </w:rPr>
+        <w:t>النبي</w:t>
+      </w:r>
       <w:r>
         <w:rPr>
           <w:rtl/>
@@ -402,20 +378,14 @@
         </w:rPr>
         <w:t xml:space="preserve"> أن </w:t>
       </w:r>
-      <w:hyperlink r:id="rId17">
-        <w:r>
-          <w:rPr>
-            <w:rtl/>
-            <w:cs/>
-            <w:lang w:val="ar_AE" w:bidi="ar_AE"/>
-          </w:rPr>
-          <w:rPr>
-            <w:color w:val="0000EE"/>
-            <w:u w:val="single"/>
-          </w:rPr>
-          <w:t>يمسح</w:t>
-        </w:r>
-      </w:hyperlink>
+      <w:r>
+        <w:rPr>
+          <w:rtl/>
+          <w:cs/>
+          <w:lang w:val="ar_AE" w:bidi="ar_AE"/>
+        </w:rPr>
+        <w:t>يمسح</w:t>
+      </w:r>
       <w:r>
         <w:rPr>
           <w:rtl/>
@@ -446,7 +416,6 @@
       </w:r>
       <w:r>
         <w:rPr>
-          <w:b/>
           <w:rtl/>
           <w:cs/>
           <w:lang w:val="ar_AE" w:bidi="ar_AE"/>
@@ -461,20 +430,14 @@
         </w:rPr>
         <w:t xml:space="preserve"> المعركة، وقُتِلَ الملك شاول وأبناؤه. بعد ذلك، جعل شعب إسرائيل داود ملكًا عليهم. وبدأ داود في العيش في </w:t>
       </w:r>
-      <w:hyperlink r:id="rId18">
-        <w:r>
-          <w:rPr>
-            <w:rtl/>
-            <w:cs/>
-            <w:lang w:val="ar_AE" w:bidi="ar_AE"/>
-          </w:rPr>
-          <w:rPr>
-            <w:color w:val="0000EE"/>
-            <w:u w:val="single"/>
-          </w:rPr>
-          <w:t>أورشليم</w:t>
-        </w:r>
-      </w:hyperlink>
+      <w:r>
+        <w:rPr>
+          <w:rtl/>
+          <w:cs/>
+          <w:lang w:val="ar_AE" w:bidi="ar_AE"/>
+        </w:rPr>
+        <w:t>أورشليم</w:t>
+      </w:r>
       <w:r>
         <w:rPr>
           <w:rtl/>
@@ -503,20 +466,14 @@
         </w:rPr>
         <w:t xml:space="preserve">وقد صار داود أكثر الملوك المحبوبين في إسرائيل. وقد أحب الله ووثق به. لذلك فقد دعاه الله "رجلًا حسب قلب الله". وقد أراد داود بشدة أن يبني </w:t>
       </w:r>
-      <w:hyperlink r:id="rId19">
-        <w:r>
-          <w:rPr>
-            <w:rtl/>
-            <w:cs/>
-            <w:lang w:val="ar_AE" w:bidi="ar_AE"/>
-          </w:rPr>
-          <w:rPr>
-            <w:color w:val="0000EE"/>
-            <w:u w:val="single"/>
-          </w:rPr>
-          <w:t>هيكلًا</w:t>
-        </w:r>
-      </w:hyperlink>
+      <w:r>
+        <w:rPr>
+          <w:rtl/>
+          <w:cs/>
+          <w:lang w:val="ar_AE" w:bidi="ar_AE"/>
+        </w:rPr>
+        <w:t>هيكلًا</w:t>
+      </w:r>
       <w:r>
         <w:rPr>
           <w:rtl/>
@@ -527,7 +484,6 @@
       </w:r>
       <w:r>
         <w:rPr>
-          <w:b/>
           <w:rtl/>
           <w:cs/>
           <w:lang w:val="ar_AE" w:bidi="ar_AE"/>
@@ -562,20 +518,14 @@
         </w:rPr>
         <w:t xml:space="preserve">وهذا لا يعني أن داود لم يفعل أي شيء خطأ. في الحقيقة، لقد فعل بعض الأشياء الرهيبة: فقد </w:t>
       </w:r>
-      <w:hyperlink r:id="rId20">
-        <w:r>
-          <w:rPr>
-            <w:rtl/>
-            <w:cs/>
-            <w:lang w:val="ar_AE" w:bidi="ar_AE"/>
-          </w:rPr>
-          <w:rPr>
-            <w:color w:val="0000EE"/>
-            <w:u w:val="single"/>
-          </w:rPr>
-          <w:t>زنا</w:t>
-        </w:r>
-      </w:hyperlink>
+      <w:r>
+        <w:rPr>
+          <w:rtl/>
+          <w:cs/>
+          <w:lang w:val="ar_AE" w:bidi="ar_AE"/>
+        </w:rPr>
+        <w:t>زنا</w:t>
+      </w:r>
       <w:r>
         <w:rPr>
           <w:rtl/>
@@ -586,7 +536,6 @@
       </w:r>
       <w:r>
         <w:rPr>
-          <w:b/>
           <w:rtl/>
           <w:cs/>
           <w:lang w:val="ar_AE" w:bidi="ar_AE"/>
@@ -603,7 +552,6 @@
       </w:r>
       <w:r>
         <w:rPr>
-          <w:b/>
           <w:rtl/>
           <w:cs/>
           <w:lang w:val="ar_AE" w:bidi="ar_AE"/>
@@ -620,7 +568,6 @@
       </w:r>
       <w:r>
         <w:rPr>
-          <w:b/>
           <w:rtl/>
           <w:cs/>
           <w:lang w:val="ar_AE" w:bidi="ar_AE"/>
@@ -675,20 +622,14 @@
         </w:rPr>
         <w:t xml:space="preserve">وبعد مئات السنين من موت داود، لم تعد </w:t>
       </w:r>
-      <w:hyperlink r:id="rId21">
-        <w:r>
-          <w:rPr>
-            <w:rtl/>
-            <w:cs/>
-            <w:lang w:val="ar_AE" w:bidi="ar_AE"/>
-          </w:rPr>
-          <w:rPr>
-            <w:color w:val="0000EE"/>
-            <w:u w:val="single"/>
-          </w:rPr>
-          <w:t>أمة</w:t>
-        </w:r>
-      </w:hyperlink>
+      <w:r>
+        <w:rPr>
+          <w:rtl/>
+          <w:cs/>
+          <w:lang w:val="ar_AE" w:bidi="ar_AE"/>
+        </w:rPr>
+        <w:t>أمة</w:t>
+      </w:r>
       <w:r>
         <w:rPr>
           <w:rtl/>
@@ -773,20 +714,14 @@
         </w:rPr>
         <w:t xml:space="preserve"> هو عملة يونانية فضية تُساوي أجر يوم واحد تقريبًا. كان الناس في زمن يسوع يستخدمون عادةً العملة الرومانية الفضية التي كانوا يُسمونها </w:t>
       </w:r>
-      <w:hyperlink r:id="rId22">
-        <w:r>
-          <w:rPr>
-            <w:rtl/>
-            <w:cs/>
-            <w:lang w:val="ar_AE" w:bidi="ar_AE"/>
-          </w:rPr>
-          <w:rPr>
-            <w:color w:val="0000EE"/>
-            <w:u w:val="single"/>
-          </w:rPr>
-          <w:t>دينارًا</w:t>
-        </w:r>
-      </w:hyperlink>
+      <w:r>
+        <w:rPr>
+          <w:rtl/>
+          <w:cs/>
+          <w:lang w:val="ar_AE" w:bidi="ar_AE"/>
+        </w:rPr>
+        <w:t>دينارًا</w:t>
+      </w:r>
       <w:r>
         <w:rPr>
           <w:rtl/>
@@ -902,20 +837,14 @@
         </w:rPr>
         <w:t xml:space="preserve">ولأن الدم، مادام موجودًا في أجسادنا، كان يُمثِّل الحياة، فإن فقدان الدم كان يُمثِّل الموت. وأي شيء ميت يرمز إلى مدى الفساد الذي صنعته </w:t>
       </w:r>
-      <w:hyperlink r:id="rId23">
-        <w:r>
-          <w:rPr>
-            <w:rtl/>
-            <w:cs/>
-            <w:lang w:val="ar_AE" w:bidi="ar_AE"/>
-          </w:rPr>
-          <w:rPr>
-            <w:color w:val="0000EE"/>
-            <w:u w:val="single"/>
-          </w:rPr>
-          <w:t>الخطية</w:t>
-        </w:r>
-      </w:hyperlink>
+      <w:r>
+        <w:rPr>
+          <w:rtl/>
+          <w:cs/>
+          <w:lang w:val="ar_AE" w:bidi="ar_AE"/>
+        </w:rPr>
+        <w:t>الخطية</w:t>
+      </w:r>
       <w:r>
         <w:rPr>
           <w:rtl/>
@@ -926,7 +855,6 @@
       </w:r>
       <w:r>
         <w:rPr>
-          <w:b/>
           <w:rtl/>
           <w:cs/>
           <w:lang w:val="ar_AE" w:bidi="ar_AE"/>
@@ -963,7 +891,6 @@
       </w:r>
       <w:r>
         <w:rPr>
-          <w:b/>
           <w:rtl/>
           <w:cs/>
           <w:lang w:val="ar_AE" w:bidi="ar_AE"/>
@@ -1020,7 +947,6 @@
       </w:r>
       <w:r>
         <w:rPr>
-          <w:b/>
           <w:rtl/>
           <w:cs/>
           <w:lang w:val="ar_AE" w:bidi="ar_AE"/>
@@ -1037,7 +963,6 @@
       </w:r>
       <w:r>
         <w:rPr>
-          <w:b/>
           <w:rtl/>
           <w:cs/>
           <w:lang w:val="ar_AE" w:bidi="ar_AE"/>
@@ -1054,7 +979,6 @@
       </w:r>
       <w:r>
         <w:rPr>
-          <w:b/>
           <w:rtl/>
           <w:cs/>
           <w:lang w:val="ar_AE" w:bidi="ar_AE"/>
@@ -1069,20 +993,14 @@
         </w:rPr>
         <w:t xml:space="preserve"> يُحضرون ذبيحة لله، كانوا يجمعون دم الحيوان الذي كانوا يذبحونه. وحسب نوع الطقس أو الذبيحة، كان الكهنة يرشون الدم على </w:t>
       </w:r>
-      <w:hyperlink r:id="rId24">
-        <w:r>
-          <w:rPr>
-            <w:rtl/>
-            <w:cs/>
-            <w:lang w:val="ar_AE" w:bidi="ar_AE"/>
-          </w:rPr>
-          <w:rPr>
-            <w:color w:val="0000EE"/>
-            <w:u w:val="single"/>
-          </w:rPr>
-          <w:t>المذبح</w:t>
-        </w:r>
-      </w:hyperlink>
+      <w:r>
+        <w:rPr>
+          <w:rtl/>
+          <w:cs/>
+          <w:lang w:val="ar_AE" w:bidi="ar_AE"/>
+        </w:rPr>
+        <w:t>المذبح</w:t>
+      </w:r>
       <w:r>
         <w:rPr>
           <w:rtl/>
@@ -1111,20 +1029,14 @@
         </w:rPr>
         <w:t xml:space="preserve">كان الدم أيضًا يُستخدم لإبرام نوع من الاتفاقات الرسمية، التي تُدعى </w:t>
       </w:r>
-      <w:hyperlink r:id="rId25">
-        <w:r>
-          <w:rPr>
-            <w:rtl/>
-            <w:cs/>
-            <w:lang w:val="ar_AE" w:bidi="ar_AE"/>
-          </w:rPr>
-          <w:rPr>
-            <w:color w:val="0000EE"/>
-            <w:u w:val="single"/>
-          </w:rPr>
-          <w:t>العهد</w:t>
-        </w:r>
-      </w:hyperlink>
+      <w:r>
+        <w:rPr>
+          <w:rtl/>
+          <w:cs/>
+          <w:lang w:val="ar_AE" w:bidi="ar_AE"/>
+        </w:rPr>
+        <w:t>العهد</w:t>
+      </w:r>
       <w:r>
         <w:rPr>
           <w:rtl/>
@@ -1133,20 +1045,14 @@
         </w:rPr>
         <w:t xml:space="preserve">. فعندما قطع الله عهده مع </w:t>
       </w:r>
-      <w:hyperlink r:id="rId26">
-        <w:r>
-          <w:rPr>
-            <w:rtl/>
-            <w:cs/>
-            <w:lang w:val="ar_AE" w:bidi="ar_AE"/>
-          </w:rPr>
-          <w:rPr>
-            <w:color w:val="0000EE"/>
-            <w:u w:val="single"/>
-          </w:rPr>
-          <w:t>إبراهيم</w:t>
-        </w:r>
-      </w:hyperlink>
+      <w:r>
+        <w:rPr>
+          <w:rtl/>
+          <w:cs/>
+          <w:lang w:val="ar_AE" w:bidi="ar_AE"/>
+        </w:rPr>
+        <w:t>إبراهيم</w:t>
+      </w:r>
       <w:r>
         <w:rPr>
           <w:rtl/>
@@ -1157,7 +1063,6 @@
       </w:r>
       <w:r>
         <w:rPr>
-          <w:b/>
           <w:rtl/>
           <w:cs/>
           <w:lang w:val="ar_AE" w:bidi="ar_AE"/>
@@ -1174,7 +1079,6 @@
       </w:r>
       <w:r>
         <w:rPr>
-          <w:b/>
           <w:rtl/>
           <w:cs/>
           <w:lang w:val="ar_AE" w:bidi="ar_AE"/>
